--- a/public/Tiberiu-Ioan_Boscan_resume.docx
+++ b/public/Tiberiu-Ioan_Boscan_resume.docx
@@ -39,7 +39,7 @@
           <w:color w:val="4B5563"/>
           <w:sz w:val="18"/>
         </w:rPr>
-        <w:t xml:space="preserve">Bucharest, Romania  •  Phone: (+40) 732 488 392  •  Email: </w:t>
+        <w:t xml:space="preserve">Location: Bucharest, Romania  •  Phone: +40 732488392  •  Email: </w:t>
       </w:r>
       <w:hyperlink r:id="rId9">
         <w:r>
@@ -175,7 +175,7 @@
           <w:rFonts w:ascii="Calibri" w:hAnsi="Calibri"/>
           <w:b/>
           <w:color w:val="111827"/>
-          <w:sz w:val="17"/>
+          <w:sz w:val="18"/>
         </w:rPr>
         <w:t xml:space="preserve">Programming Languages: </w:t>
       </w:r>
@@ -183,7 +183,7 @@
         <w:rPr>
           <w:rFonts w:ascii="Calibri" w:hAnsi="Calibri"/>
           <w:color w:val="111827"/>
-          <w:sz w:val="17"/>
+          <w:sz w:val="18"/>
         </w:rPr>
         <w:t>Java, TypeScript, JavaScript, C#, Python, SQL, HTML5, CSS3/Sass</w:t>
       </w:r>
@@ -197,7 +197,7 @@
           <w:rFonts w:ascii="Calibri" w:hAnsi="Calibri"/>
           <w:b/>
           <w:color w:val="111827"/>
-          <w:sz w:val="17"/>
+          <w:sz w:val="18"/>
         </w:rPr>
         <w:t xml:space="preserve">Frontend Technologies: </w:t>
       </w:r>
@@ -205,9 +205,9 @@
         <w:rPr>
           <w:rFonts w:ascii="Calibri" w:hAnsi="Calibri"/>
           <w:color w:val="111827"/>
-          <w:sz w:val="17"/>
+          <w:sz w:val="18"/>
         </w:rPr>
-        <w:t>React, Next.js, Angular, React Native, Flutter, Redux, Dockview, Tailwind CSS, Bootstrap, Figma</w:t>
+        <w:t>React, Next.js, Angular, React Native, Flutter, Dockview, Tailwind CSS, Bootstrap, Figma</w:t>
       </w:r>
     </w:p>
     <w:p>
@@ -219,7 +219,7 @@
           <w:rFonts w:ascii="Calibri" w:hAnsi="Calibri"/>
           <w:b/>
           <w:color w:val="111827"/>
-          <w:sz w:val="17"/>
+          <w:sz w:val="18"/>
         </w:rPr>
         <w:t xml:space="preserve">Backend &amp; APIs: </w:t>
       </w:r>
@@ -227,7 +227,7 @@
         <w:rPr>
           <w:rFonts w:ascii="Calibri" w:hAnsi="Calibri"/>
           <w:color w:val="111827"/>
-          <w:sz w:val="17"/>
+          <w:sz w:val="18"/>
         </w:rPr>
         <w:t>Spring Boot, Spring Framework, ASP.NET Core, Node.js, Express, Flask, RESTful APIs, Microservices</w:t>
       </w:r>
@@ -241,7 +241,7 @@
           <w:rFonts w:ascii="Calibri" w:hAnsi="Calibri"/>
           <w:b/>
           <w:color w:val="111827"/>
-          <w:sz w:val="17"/>
+          <w:sz w:val="18"/>
         </w:rPr>
         <w:t xml:space="preserve">Cloud &amp; DevOps: </w:t>
       </w:r>
@@ -249,7 +249,7 @@
         <w:rPr>
           <w:rFonts w:ascii="Calibri" w:hAnsi="Calibri"/>
           <w:color w:val="111827"/>
-          <w:sz w:val="17"/>
+          <w:sz w:val="18"/>
         </w:rPr>
         <w:t>Microsoft Azure, Docker, Jenkins, GitHub Actions, Terraform (IaC), Git, Linux</w:t>
       </w:r>
@@ -263,7 +263,7 @@
           <w:rFonts w:ascii="Calibri" w:hAnsi="Calibri"/>
           <w:b/>
           <w:color w:val="111827"/>
-          <w:sz w:val="17"/>
+          <w:sz w:val="18"/>
         </w:rPr>
         <w:t xml:space="preserve">Databases &amp; Storage: </w:t>
       </w:r>
@@ -271,7 +271,7 @@
         <w:rPr>
           <w:rFonts w:ascii="Calibri" w:hAnsi="Calibri"/>
           <w:color w:val="111827"/>
-          <w:sz w:val="17"/>
+          <w:sz w:val="18"/>
         </w:rPr>
         <w:t>PostgreSQL, MySQL, Microsoft SQL Server</w:t>
       </w:r>
@@ -285,7 +285,7 @@
           <w:rFonts w:ascii="Calibri" w:hAnsi="Calibri"/>
           <w:b/>
           <w:color w:val="111827"/>
-          <w:sz w:val="17"/>
+          <w:sz w:val="18"/>
         </w:rPr>
         <w:t xml:space="preserve">AI &amp; Machine Learning: </w:t>
       </w:r>
@@ -293,7 +293,7 @@
         <w:rPr>
           <w:rFonts w:ascii="Calibri" w:hAnsi="Calibri"/>
           <w:color w:val="111827"/>
-          <w:sz w:val="17"/>
+          <w:sz w:val="18"/>
         </w:rPr>
         <w:t>AI Coding Agents, PyTorch, OpenCV, Vision Transformers (ViT), LoRA, YOLOv8, CNNs, Hugging Face</w:t>
       </w:r>
@@ -326,7 +326,7 @@
           <w:rFonts w:ascii="Calibri" w:hAnsi="Calibri"/>
           <w:b/>
           <w:color w:val="111827"/>
-          <w:sz w:val="19"/>
+          <w:sz w:val="18"/>
         </w:rPr>
         <w:t>Société Générale Global Solution Centre</w:t>
       </w:r>
@@ -334,7 +334,7 @@
         <w:rPr>
           <w:rFonts w:ascii="Calibri" w:hAnsi="Calibri"/>
           <w:color w:val="4B5563"/>
-          <w:sz w:val="17"/>
+          <w:sz w:val="18"/>
         </w:rPr>
         <w:t xml:space="preserve">  |  Bucharest, Romania (Hybrid)  (February 2025 – Present)</w:t>
       </w:r>
@@ -358,7 +358,7 @@
           <w:rFonts w:ascii="Calibri" w:hAnsi="Calibri"/>
           <w:i/>
           <w:color w:val="4B5563"/>
-          <w:sz w:val="17"/>
+          <w:sz w:val="18"/>
         </w:rPr>
         <w:t xml:space="preserve">  |  February 2026 – Present</w:t>
       </w:r>
@@ -448,7 +448,7 @@
           <w:color w:val="111827"/>
           <w:sz w:val="18"/>
         </w:rPr>
-        <w:t>Accelerated frontend migration from legacy ExtJS to React and established automated Jenkins CI/CD pipeline stages to streamline test automation and zero-downtime deployment.</w:t>
+        <w:t>Accelerated frontend modernization from legacy ExtJS to modern component-driven architectures and established automated Jenkins CI/CD pipeline stages to streamline test automation and zero-downtime deployment.</w:t>
       </w:r>
     </w:p>
     <w:p>
@@ -492,7 +492,7 @@
           <w:rFonts w:ascii="Calibri" w:hAnsi="Calibri"/>
           <w:i/>
           <w:color w:val="4B5563"/>
-          <w:sz w:val="17"/>
+          <w:sz w:val="18"/>
         </w:rPr>
         <w:t xml:space="preserve">  |  July 2025 – January 2026</w:t>
       </w:r>
@@ -582,7 +582,7 @@
           <w:rFonts w:ascii="Calibri" w:hAnsi="Calibri"/>
           <w:i/>
           <w:color w:val="4B5563"/>
-          <w:sz w:val="17"/>
+          <w:sz w:val="18"/>
         </w:rPr>
         <w:t xml:space="preserve">  |  February 2025 – July 2025</w:t>
       </w:r>
@@ -606,7 +606,7 @@
           <w:color w:val="111827"/>
           <w:sz w:val="18"/>
         </w:rPr>
-        <w:t>Developed responsive, W3C-compliant React and React Native trading interfaces for mobile and web platforms.</w:t>
+        <w:t>Developed responsive, W3C-compliant web and mobile trading interfaces using React Native and TypeScript.</w:t>
       </w:r>
     </w:p>
     <w:p>
@@ -663,7 +663,7 @@
           <w:rFonts w:ascii="Calibri" w:hAnsi="Calibri"/>
           <w:b/>
           <w:color w:val="111827"/>
-          <w:sz w:val="19"/>
+          <w:sz w:val="18"/>
         </w:rPr>
         <w:t>Waters Corporation</w:t>
       </w:r>
@@ -671,7 +671,7 @@
         <w:rPr>
           <w:rFonts w:ascii="Calibri" w:hAnsi="Calibri"/>
           <w:color w:val="4B5563"/>
-          <w:sz w:val="17"/>
+          <w:sz w:val="18"/>
         </w:rPr>
         <w:t xml:space="preserve">  |  Brașov, Romania (Remote)  (December 2022 – December 2024)</w:t>
       </w:r>
@@ -695,7 +695,7 @@
           <w:rFonts w:ascii="Calibri" w:hAnsi="Calibri"/>
           <w:i/>
           <w:color w:val="4B5563"/>
-          <w:sz w:val="17"/>
+          <w:sz w:val="18"/>
         </w:rPr>
         <w:t xml:space="preserve">  |  December 2023 – December 2024</w:t>
       </w:r>
@@ -785,7 +785,7 @@
           <w:rFonts w:ascii="Calibri" w:hAnsi="Calibri"/>
           <w:i/>
           <w:color w:val="4B5563"/>
-          <w:sz w:val="17"/>
+          <w:sz w:val="18"/>
         </w:rPr>
         <w:t xml:space="preserve">  |  December 2022 – December 2023</w:t>
       </w:r>
@@ -866,7 +866,7 @@
           <w:rFonts w:ascii="Calibri" w:hAnsi="Calibri"/>
           <w:b/>
           <w:color w:val="111827"/>
-          <w:sz w:val="19"/>
+          <w:sz w:val="18"/>
         </w:rPr>
         <w:t>Endava</w:t>
       </w:r>
@@ -874,7 +874,7 @@
         <w:rPr>
           <w:rFonts w:ascii="Calibri" w:hAnsi="Calibri"/>
           <w:color w:val="4B5563"/>
-          <w:sz w:val="17"/>
+          <w:sz w:val="18"/>
         </w:rPr>
         <w:t xml:space="preserve">  |  Brașov, Romania (Hybrid)</w:t>
       </w:r>
@@ -898,7 +898,7 @@
           <w:rFonts w:ascii="Calibri" w:hAnsi="Calibri"/>
           <w:i/>
           <w:color w:val="4B5563"/>
-          <w:sz w:val="17"/>
+          <w:sz w:val="18"/>
         </w:rPr>
         <w:t xml:space="preserve">  |  August 2022 – November 2022</w:t>
       </w:r>
@@ -922,7 +922,7 @@
           <w:color w:val="111827"/>
           <w:sz w:val="18"/>
         </w:rPr>
-        <w:t>Constructed full-stack web applications using React and ASP.NET Core REST APIs following clean architecture and OOP design patterns.</w:t>
+        <w:t>Constructed full-stack web applications using ASP.NET Core REST APIs and responsive UI components following clean architecture and OOP design patterns.</w:t>
       </w:r>
     </w:p>
     <w:p>
@@ -980,7 +980,7 @@
           <w:rFonts w:ascii="Calibri" w:hAnsi="Calibri"/>
           <w:b/>
           <w:color w:val="111827"/>
-          <w:sz w:val="19"/>
+          <w:sz w:val="18"/>
         </w:rPr>
         <w:t>Upwork · Freelance</w:t>
       </w:r>
@@ -988,7 +988,7 @@
         <w:rPr>
           <w:rFonts w:ascii="Calibri" w:hAnsi="Calibri"/>
           <w:color w:val="4B5563"/>
-          <w:sz w:val="17"/>
+          <w:sz w:val="18"/>
         </w:rPr>
         <w:t xml:space="preserve">  |  Remote</w:t>
       </w:r>
@@ -1012,7 +1012,7 @@
           <w:rFonts w:ascii="Calibri" w:hAnsi="Calibri"/>
           <w:i/>
           <w:color w:val="4B5563"/>
-          <w:sz w:val="17"/>
+          <w:sz w:val="18"/>
         </w:rPr>
         <w:t xml:space="preserve">  |  February 2025 – May 2025</w:t>
       </w:r>
@@ -1104,7 +1104,7 @@
     <w:p>
       <w:pPr>
         <w:keepNext/>
-        <w:spacing w:before="44" w:after="12"/>
+        <w:spacing w:before="44" w:after="8"/>
       </w:pPr>
       <w:hyperlink r:id="rId13">
         <w:r>
@@ -1118,22 +1118,20 @@
           <w:t xml:space="preserve">DeForge-AI – Deepfake &amp; AI-Generated Image Detector</w:t>
         </w:r>
       </w:hyperlink>
+    </w:p>
+    <w:p>
+      <w:pPr>
+        <w:keepNext/>
+        <w:spacing w:before="0" w:after="12"/>
+      </w:pPr>
       <w:r>
         <w:rPr>
           <w:rFonts w:ascii="Calibri" w:hAnsi="Calibri"/>
           <w:i/>
           <w:color w:val="4B5563"/>
-          <w:sz w:val="17"/>
+          <w:sz w:val="18"/>
         </w:rPr>
-        <w:t xml:space="preserve">  |  PyTorch, Vision Transformers, LoRA, CNN, Flask, Docker</w:t>
-      </w:r>
-      <w:r>
-        <w:rPr>
-          <w:rFonts w:ascii="Calibri" w:hAnsi="Calibri"/>
-          <w:color w:val="4B5563"/>
-          <w:sz w:val="17"/>
-        </w:rPr>
-        <w:t xml:space="preserve">  |  2025 – 2026</w:t>
+        <w:t>PyTorch, Vision Transformers, LoRA, CNN, Flask, Docker  |  2025 – 2026</w:t>
       </w:r>
     </w:p>
     <w:p>
@@ -1205,7 +1203,7 @@
     <w:p>
       <w:pPr>
         <w:keepNext/>
-        <w:spacing w:before="44" w:after="12"/>
+        <w:spacing w:before="44" w:after="8"/>
       </w:pPr>
       <w:hyperlink r:id="rId14">
         <w:r>
@@ -1219,22 +1217,20 @@
           <w:t xml:space="preserve">Dedal's Labyrinth – Procedural Maze Generator &amp; Solver</w:t>
         </w:r>
       </w:hyperlink>
+    </w:p>
+    <w:p>
+      <w:pPr>
+        <w:keepNext/>
+        <w:spacing w:before="0" w:after="12"/>
+      </w:pPr>
       <w:r>
         <w:rPr>
           <w:rFonts w:ascii="Calibri" w:hAnsi="Calibri"/>
           <w:i/>
           <w:color w:val="4B5563"/>
-          <w:sz w:val="17"/>
+          <w:sz w:val="18"/>
         </w:rPr>
-        <w:t xml:space="preserve">  |  React, TypeScript, ASP.NET Core 8, MySQL, BFS</w:t>
-      </w:r>
-      <w:r>
-        <w:rPr>
-          <w:rFonts w:ascii="Calibri" w:hAnsi="Calibri"/>
-          <w:color w:val="4B5563"/>
-          <w:sz w:val="17"/>
-        </w:rPr>
-        <w:t xml:space="preserve">  |  2024</w:t>
+        <w:t>React, TypeScript, ASP.NET Core 8, MySQL, BFS  |  2024</w:t>
       </w:r>
     </w:p>
     <w:p>
@@ -1306,7 +1302,7 @@
     <w:p>
       <w:pPr>
         <w:keepNext/>
-        <w:spacing w:before="44" w:after="12"/>
+        <w:spacing w:before="44" w:after="8"/>
       </w:pPr>
       <w:hyperlink r:id="rId15">
         <w:r>
@@ -1320,22 +1316,20 @@
           <w:t xml:space="preserve">Chess Snapshot – Computer Vision Chessboard Digitizer</w:t>
         </w:r>
       </w:hyperlink>
+    </w:p>
+    <w:p>
+      <w:pPr>
+        <w:keepNext/>
+        <w:spacing w:before="0" w:after="12"/>
+      </w:pPr>
       <w:r>
         <w:rPr>
           <w:rFonts w:ascii="Calibri" w:hAnsi="Calibri"/>
           <w:i/>
           <w:color w:val="4B5563"/>
-          <w:sz w:val="17"/>
+          <w:sz w:val="18"/>
         </w:rPr>
-        <w:t xml:space="preserve">  |  Python, OpenCV, YOLOv8, Flask, Flutter</w:t>
-      </w:r>
-      <w:r>
-        <w:rPr>
-          <w:rFonts w:ascii="Calibri" w:hAnsi="Calibri"/>
-          <w:color w:val="4B5563"/>
-          <w:sz w:val="17"/>
-        </w:rPr>
-        <w:t xml:space="preserve">  |  2023 – 2024</w:t>
+        <w:t>Python, OpenCV, YOLOv8, Flask, Flutter  |  2023 – 2024</w:t>
       </w:r>
     </w:p>
     <w:p>
@@ -1385,7 +1379,7 @@
     <w:p>
       <w:pPr>
         <w:keepNext/>
-        <w:spacing w:before="44" w:after="12"/>
+        <w:spacing w:before="44" w:after="8"/>
       </w:pPr>
       <w:hyperlink r:id="rId16">
         <w:r>
@@ -1399,22 +1393,20 @@
           <w:t xml:space="preserve">Nova App – Concept Vehicle Showcase &amp; Dealership Portal</w:t>
         </w:r>
       </w:hyperlink>
+    </w:p>
+    <w:p>
+      <w:pPr>
+        <w:keepNext/>
+        <w:spacing w:before="0" w:after="12"/>
+      </w:pPr>
       <w:r>
         <w:rPr>
           <w:rFonts w:ascii="Calibri" w:hAnsi="Calibri"/>
           <w:i/>
           <w:color w:val="4B5563"/>
-          <w:sz w:val="17"/>
+          <w:sz w:val="18"/>
         </w:rPr>
-        <w:t xml:space="preserve">  |  Node.js, Express, Handlebars, MySQL, Heroku</w:t>
-      </w:r>
-      <w:r>
-        <w:rPr>
-          <w:rFonts w:ascii="Calibri" w:hAnsi="Calibri"/>
-          <w:color w:val="4B5563"/>
-          <w:sz w:val="17"/>
-        </w:rPr>
-        <w:t xml:space="preserve">  |  2023 – 2024</w:t>
+        <w:t>Node.js, Express, Handlebars, MySQL, Heroku  |  2023 – 2024</w:t>
       </w:r>
     </w:p>
     <w:p>
@@ -1464,7 +1456,7 @@
     <w:p>
       <w:pPr>
         <w:keepNext/>
-        <w:spacing w:before="44" w:after="12"/>
+        <w:spacing w:before="44" w:after="8"/>
       </w:pPr>
       <w:hyperlink r:id="rId17">
         <w:r>
@@ -1478,22 +1470,20 @@
           <w:t xml:space="preserve">ARduino Simulation – Augmented Reality Circuit Simulator</w:t>
         </w:r>
       </w:hyperlink>
+    </w:p>
+    <w:p>
+      <w:pPr>
+        <w:keepNext/>
+        <w:spacing w:before="0" w:after="12"/>
+      </w:pPr>
       <w:r>
         <w:rPr>
           <w:rFonts w:ascii="Calibri" w:hAnsi="Calibri"/>
           <w:i/>
           <w:color w:val="4B5563"/>
-          <w:sz w:val="17"/>
+          <w:sz w:val="18"/>
         </w:rPr>
-        <w:t xml:space="preserve">  |  Unity, ARCore, C#, Mobile AR</w:t>
-      </w:r>
-      <w:r>
-        <w:rPr>
-          <w:rFonts w:ascii="Calibri" w:hAnsi="Calibri"/>
-          <w:color w:val="4B5563"/>
-          <w:sz w:val="17"/>
-        </w:rPr>
-        <w:t xml:space="preserve">  |  2023</w:t>
+        <w:t>Unity, ARCore, C#, Mobile AR  |  2023</w:t>
       </w:r>
     </w:p>
     <w:p>
@@ -1568,7 +1558,7 @@
           <w:rFonts w:ascii="Calibri" w:hAnsi="Calibri"/>
           <w:b/>
           <w:color w:val="111827"/>
-          <w:sz w:val="19"/>
+          <w:sz w:val="18"/>
         </w:rPr>
         <w:t>Master of Science: Advanced Techniques in Digital Imaging</w:t>
         <w:br/>
@@ -1577,7 +1567,7 @@
         <w:rPr>
           <w:rFonts w:ascii="Calibri" w:hAnsi="Calibri"/>
           <w:color w:val="4B5563"/>
-          <w:sz w:val="17"/>
+          <w:sz w:val="18"/>
         </w:rPr>
         <w:t>Politehnica University of Bucharest (ETTI)  |  Final Grade: 10 / 10  |  October 2024 – June 2026</w:t>
         <w:br/>
@@ -1587,7 +1577,7 @@
           <w:rFonts w:ascii="Calibri" w:hAnsi="Calibri"/>
           <w:i/>
           <w:color w:val="4B5563"/>
-          <w:sz w:val="17"/>
+          <w:sz w:val="18"/>
         </w:rPr>
         <w:t>Master's Thesis: DeForge-AI (Universal Deepfake Detection)  •  Focus: Vision Transformers, Deep Learning, Computer Vision, Digital Image Processing</w:t>
       </w:r>
@@ -1602,7 +1592,7 @@
           <w:rFonts w:ascii="Calibri" w:hAnsi="Calibri"/>
           <w:b/>
           <w:color w:val="111827"/>
-          <w:sz w:val="19"/>
+          <w:sz w:val="18"/>
         </w:rPr>
         <w:t>Bachelor of Science: Computer Science</w:t>
         <w:br/>
@@ -1611,7 +1601,7 @@
         <w:rPr>
           <w:rFonts w:ascii="Calibri" w:hAnsi="Calibri"/>
           <w:color w:val="4B5563"/>
-          <w:sz w:val="17"/>
+          <w:sz w:val="18"/>
         </w:rPr>
         <w:t>Transilvania University of Brașov (Faculty of Mathematics &amp; Informatics)  |  Final Grade: 9.75 / 10  |  October 2021 – July 2024</w:t>
         <w:br/>
@@ -1621,7 +1611,7 @@
           <w:rFonts w:ascii="Calibri" w:hAnsi="Calibri"/>
           <w:i/>
           <w:color w:val="4B5563"/>
-          <w:sz w:val="17"/>
+          <w:sz w:val="18"/>
         </w:rPr>
         <w:t>Bachelor's Capstone: Chess Snapshot (Computer Vision FEN Digitizer)  •  Focus: Data Structures, Algorithms, Software Engineering, OOP, Distributed Systems</w:t>
       </w:r>
@@ -1653,7 +1643,7 @@
           <w:rFonts w:ascii="Calibri" w:hAnsi="Calibri"/>
           <w:b/>
           <w:color w:val="111827"/>
-          <w:sz w:val="17"/>
+          <w:sz w:val="18"/>
         </w:rPr>
         <w:t xml:space="preserve">2nd Place Winner: </w:t>
       </w:r>
@@ -1661,7 +1651,7 @@
         <w:rPr>
           <w:rFonts w:ascii="Calibri" w:hAnsi="Calibri"/>
           <w:color w:val="111827"/>
-          <w:sz w:val="17"/>
+          <w:sz w:val="18"/>
         </w:rPr>
         <w:t>24-Hour Hackathon – Politehnica University of Bucharest &amp; Romanian Foreign Intelligence Service SIE (2024)</w:t>
       </w:r>
@@ -1675,7 +1665,7 @@
           <w:rFonts w:ascii="Calibri" w:hAnsi="Calibri"/>
           <w:b/>
           <w:color w:val="111827"/>
-          <w:sz w:val="17"/>
+          <w:sz w:val="18"/>
         </w:rPr>
         <w:t xml:space="preserve">IBM Professional Certificate: </w:t>
       </w:r>
@@ -1683,7 +1673,7 @@
         <w:rPr>
           <w:rFonts w:ascii="Calibri" w:hAnsi="Calibri"/>
           <w:color w:val="111827"/>
-          <w:sz w:val="17"/>
+          <w:sz w:val="18"/>
         </w:rPr>
         <w:t>Databases and SQL for Data Science with Python (2025)</w:t>
       </w:r>
@@ -1697,7 +1687,7 @@
           <w:rFonts w:ascii="Calibri" w:hAnsi="Calibri"/>
           <w:b/>
           <w:color w:val="111827"/>
-          <w:sz w:val="17"/>
+          <w:sz w:val="18"/>
         </w:rPr>
         <w:t xml:space="preserve">Meta Professional Certificates: </w:t>
       </w:r>
@@ -1705,7 +1695,7 @@
         <w:rPr>
           <w:rFonts w:ascii="Calibri" w:hAnsi="Calibri"/>
           <w:color w:val="111827"/>
-          <w:sz w:val="17"/>
+          <w:sz w:val="18"/>
         </w:rPr>
         <w:t>Front-End Developer Specialization, HTML &amp; CSS in Depth, Version Control with Git (2025)</w:t>
       </w:r>
@@ -1719,7 +1709,7 @@
           <w:rFonts w:ascii="Calibri" w:hAnsi="Calibri"/>
           <w:b/>
           <w:color w:val="111827"/>
-          <w:sz w:val="17"/>
+          <w:sz w:val="18"/>
         </w:rPr>
         <w:t xml:space="preserve">Languages: </w:t>
       </w:r>
@@ -1727,7 +1717,7 @@
         <w:rPr>
           <w:rFonts w:ascii="Calibri" w:hAnsi="Calibri"/>
           <w:color w:val="111827"/>
-          <w:sz w:val="17"/>
+          <w:sz w:val="18"/>
         </w:rPr>
         <w:t>English (Full Professional Proficiency), Romanian (Native)</w:t>
       </w:r>

--- a/public/Tiberiu-Ioan_Boscan_resume.docx
+++ b/public/Tiberiu-Ioan_Boscan_resume.docx
@@ -24,7 +24,7 @@
           <w:color w:val="0070C0"/>
           <w:sz w:val="21"/>
         </w:rPr>
-        <w:t>Full Stack Software Developer</w:t>
+        <w:t>Full Stack Developer</w:t>
         <w:br/>
       </w:r>
     </w:p>
@@ -59,14 +59,6 @@
         </w:rPr>
         <w:br/>
       </w:r>
-      <w:r>
-        <w:rPr>
-          <w:rFonts w:ascii="Calibri" w:hAnsi="Calibri"/>
-          <w:color w:val="4B5563"/>
-          <w:sz w:val="18"/>
-        </w:rPr>
-        <w:t xml:space="preserve">Portfolio: </w:t>
-      </w:r>
       <w:hyperlink r:id="rId10">
         <w:r>
           <w:rPr>
@@ -84,7 +76,7 @@
           <w:color w:val="4B5563"/>
           <w:sz w:val="18"/>
         </w:rPr>
-        <w:t xml:space="preserve">  •  LinkedIn: </w:t>
+        <w:t xml:space="preserve">  •  </w:t>
       </w:r>
       <w:hyperlink r:id="rId11">
         <w:r>
@@ -103,7 +95,7 @@
           <w:color w:val="4B5563"/>
           <w:sz w:val="18"/>
         </w:rPr>
-        <w:t xml:space="preserve">  •  GitHub: </w:t>
+        <w:t xml:space="preserve">  •  </w:t>
       </w:r>
       <w:hyperlink r:id="rId12">
         <w:r>
@@ -132,7 +124,7 @@
           <w:color w:val="0070C0"/>
           <w:sz w:val="21"/>
         </w:rPr>
-        <w:t>PROFESSIONAL SUMMARY</w:t>
+        <w:t>SUMMARY</w:t>
       </w:r>
     </w:p>
     <w:p>
@@ -145,7 +137,7 @@
           <w:color w:val="111827"/>
           <w:sz w:val="18"/>
         </w:rPr>
-        <w:t>Full Stack Software Developer with 3+ years of hands-on experience building enterprise fintech CFD trading platforms, analytical laboratory instrumentation suites, and deep learning computer vision models. Strong expertise across Java, Spring Boot, React, TypeScript, C#, Angular, and Python. Proven track record in designing modular architectures, automating CI/CD release pipelines, and actively leveraging AI coding agents to accelerate delivery.</w:t>
+        <w:t>Full Stack Developer with 3+ years of hands-on experience building enterprise fintech CFD trading platforms, analytical laboratory instrumentation suites, and deep learning computer vision models. Strong expertise across Java, Spring Boot, React, TypeScript, C#, Angular, and Python. Proven track record in distributed systems, automating CI/CD release pipelines, and actively leveraging AI coding agents to accelerate delivery.</w:t>
       </w:r>
     </w:p>
     <w:p>
@@ -313,7 +305,7 @@
           <w:color w:val="0070C0"/>
           <w:sz w:val="21"/>
         </w:rPr>
-        <w:t>PROFESSIONAL EXPERIENCE</w:t>
+        <w:t>WORK EXPERIENCE</w:t>
       </w:r>
     </w:p>
     <w:p>
@@ -382,7 +374,7 @@
           <w:color w:val="111827"/>
           <w:sz w:val="18"/>
         </w:rPr>
-        <w:t>Architected the CFD trading platform's modular workspace and dockable layout system using React and Dockview, delivering 8+ high-performance dynamic panel components.</w:t>
+        <w:t>Implemented the CFD trading platform's modular workspace and dockable layout system using React and Dockview, delivering 8+ high-performance interactive panel components.</w:t>
       </w:r>
     </w:p>
     <w:p>
@@ -426,7 +418,7 @@
           <w:color w:val="111827"/>
           <w:sz w:val="18"/>
         </w:rPr>
-        <w:t>Implemented multi-session state persistence for user-configured layouts, chart indicators, and analytical filters using local storage and backend REST APIs.</w:t>
+        <w:t>Integrated multi-session state persistence for user-configured layouts, chart indicators, and analytical filters using local storage and backend REST APIs.</w:t>
       </w:r>
     </w:p>
     <w:p>
@@ -448,7 +440,7 @@
           <w:color w:val="111827"/>
           <w:sz w:val="18"/>
         </w:rPr>
-        <w:t>Accelerated frontend modernization from legacy ExtJS to modern component-driven architectures and established automated Jenkins CI/CD pipeline stages to streamline test automation and zero-downtime deployment.</w:t>
+        <w:t>Accelerated frontend modernization from legacy ExtJS to modern component-driven architectures and established automated Jenkins CI/CD pipeline stages to streamline unit testing and zero-downtime deployment.</w:t>
       </w:r>
     </w:p>
     <w:p>
@@ -470,7 +462,7 @@
           <w:color w:val="111827"/>
           <w:sz w:val="18"/>
         </w:rPr>
-        <w:t>Maintained mission-critical Java &amp; Spring Boot backend microservices, co-leading quarterly release cycles focused on security patches, dependency upgrades, and distributed system stability.</w:t>
+        <w:t>Maintained mission-critical Java &amp; Spring Boot backend microservices, participating in peer code review and co-leading quarterly release cycles focused on security patches and distributed system stability.</w:t>
       </w:r>
     </w:p>
     <w:p>
@@ -516,7 +508,7 @@
           <w:color w:val="111827"/>
           <w:sz w:val="18"/>
         </w:rPr>
-        <w:t>Developed and maintained core backend microservices for the Panther CFD trading platform utilized by institutional brokers including Commerzbank.</w:t>
+        <w:t>Engineered and maintained core backend microservices for the Panther CFD trading platform utilized by institutional brokers including Commerzbank.</w:t>
       </w:r>
     </w:p>
     <w:p>
@@ -538,7 +530,7 @@
           <w:color w:val="111827"/>
           <w:sz w:val="18"/>
         </w:rPr>
-        <w:t>Optimized end-of-day (EOD) batch processing and database routines, ensuring zero-lag state synchronization across internal ledger systems.</w:t>
+        <w:t>Optimized end-of-day (EOD) batch processing and SQL database routines, ensuring zero-lag state synchronization across internal ledger systems.</w:t>
       </w:r>
     </w:p>
     <w:p>
@@ -606,7 +598,7 @@
           <w:color w:val="111827"/>
           <w:sz w:val="18"/>
         </w:rPr>
-        <w:t>Developed responsive, W3C-compliant web and mobile trading interfaces using React Native and TypeScript.</w:t>
+        <w:t>Implemented responsive, W3C-compliant web and mobile trading interfaces using Bootstrap, React Native, and TypeScript.</w:t>
       </w:r>
     </w:p>
     <w:p>
@@ -763,7 +755,7 @@
           <w:color w:val="111827"/>
           <w:sz w:val="18"/>
         </w:rPr>
-        <w:t>Diagnosed and resolved complex frontend memory leaks and rendering bottlenecks, ensuring continuous 24/7 instrument kiosk stability.</w:t>
+        <w:t>Conducted in-depth debugging to diagnose and resolve complex frontend memory leaks and rendering bottlenecks, ensuring continuous 24/7 instrument kiosk stability.</w:t>
       </w:r>
     </w:p>
     <w:p>
@@ -809,7 +801,7 @@
           <w:color w:val="111827"/>
           <w:sz w:val="18"/>
         </w:rPr>
-        <w:t>Developed BDD test automation suites with Python (Pytest-BDD) and C# (SpecFlow, MS Test) to validate complex chromatography software requirements.</w:t>
+        <w:t>Automated BDD test suites with Python (Pytest-BDD) and C# (SpecFlow, MS Test) to validate complex chromatography software requirements.</w:t>
       </w:r>
     </w:p>
     <w:p>
@@ -944,7 +936,7 @@
           <w:color w:val="111827"/>
           <w:sz w:val="18"/>
         </w:rPr>
-        <w:t>Provisioned cloud infrastructure on Microsoft Azure using Terraform (IaC) and established automated CI/CD pipelines via GitHub Actions.</w:t>
+        <w:t>Provisioned cloud infrastructure on Microsoft Azure using Terraform (IaC) and established automated CI/CD pipelines via Git and GitHub Actions.</w:t>
       </w:r>
     </w:p>
     <w:p>
@@ -955,7 +947,7 @@
     <w:p>
       <w:pPr>
         <w:keepNext/>
-        <w:spacing w:before="20" w:after="32"/>
+        <w:spacing w:before="32" w:after="40"/>
         <w:pBdr>
           <w:bottom w:val="single" w:sz="6" w:space="1" w:color="0070C0"/>
         </w:pBdr>
@@ -973,7 +965,7 @@
     <w:p>
       <w:pPr>
         <w:keepNext/>
-        <w:spacing w:before="32" w:after="12"/>
+        <w:spacing w:before="40" w:after="12"/>
       </w:pPr>
       <w:r>
         <w:rPr>
@@ -996,7 +988,7 @@
     <w:p>
       <w:pPr>
         <w:keepNext/>
-        <w:spacing w:before="16" w:after="12"/>
+        <w:spacing w:before="20" w:after="12"/>
       </w:pPr>
       <w:r>
         <w:rPr>
@@ -1019,7 +1011,7 @@
     </w:p>
     <w:p>
       <w:pPr>
-        <w:spacing w:before="0" w:after="24" w:line="269" w:lineRule="auto"/>
+        <w:spacing w:before="0" w:after="36" w:line="269" w:lineRule="auto"/>
         <w:ind w:left="259" w:hanging="259"/>
       </w:pPr>
       <w:r>
@@ -1036,12 +1028,12 @@
           <w:color w:val="111827"/>
           <w:sz w:val="18"/>
         </w:rPr>
-        <w:t>Delivered 4 custom web solutions end-to-end, producing Figma design systems, interactive prototypes, and modern branding assets.</w:t>
+        <w:t>Delivered 4 custom web solutions end-to-end using Next.js, Tailwind CSS, and Figma design systems, producing interactive prototypes and modern branding assets.</w:t>
       </w:r>
     </w:p>
     <w:p>
       <w:pPr>
-        <w:spacing w:before="0" w:after="24" w:line="269" w:lineRule="auto"/>
+        <w:spacing w:before="0" w:after="36" w:line="269" w:lineRule="auto"/>
         <w:ind w:left="259" w:hanging="259"/>
       </w:pPr>
       <w:r>
@@ -1058,12 +1050,12 @@
           <w:color w:val="111827"/>
           <w:sz w:val="18"/>
         </w:rPr>
-        <w:t>Built responsive web applications integrating custom booking workflows, automated contact forms, and real-time client chat.</w:t>
+        <w:t>Built responsive web applications with HTML5, CSS3, and modern JavaScript, integrating custom booking workflows and real-time client chat.</w:t>
       </w:r>
     </w:p>
     <w:p>
       <w:pPr>
-        <w:spacing w:before="0" w:after="24" w:line="269" w:lineRule="auto"/>
+        <w:spacing w:before="0" w:after="36" w:line="269" w:lineRule="auto"/>
         <w:ind w:left="259" w:hanging="259"/>
       </w:pPr>
       <w:r>
@@ -1086,7 +1078,7 @@
     <w:p>
       <w:pPr>
         <w:keepNext/>
-        <w:spacing w:before="64" w:after="32"/>
+        <w:spacing w:before="90" w:after="40"/>
         <w:pBdr>
           <w:bottom w:val="single" w:sz="6" w:space="1" w:color="0070C0"/>
         </w:pBdr>
@@ -1098,13 +1090,13 @@
           <w:color w:val="0070C0"/>
           <w:sz w:val="21"/>
         </w:rPr>
-        <w:t>FEATURED TECHNICAL PROJECTS</w:t>
+        <w:t>PROJECTS</w:t>
       </w:r>
     </w:p>
     <w:p>
       <w:pPr>
         <w:keepNext/>
-        <w:spacing w:before="44" w:after="8"/>
+        <w:spacing w:before="64" w:after="12"/>
       </w:pPr>
       <w:hyperlink r:id="rId13">
         <w:r>
@@ -1122,7 +1114,7 @@
     <w:p>
       <w:pPr>
         <w:keepNext/>
-        <w:spacing w:before="0" w:after="12"/>
+        <w:spacing w:before="0" w:after="16"/>
       </w:pPr>
       <w:r>
         <w:rPr>
@@ -1136,7 +1128,7 @@
     </w:p>
     <w:p>
       <w:pPr>
-        <w:spacing w:before="0" w:after="22" w:line="269" w:lineRule="auto"/>
+        <w:spacing w:before="0" w:after="36" w:line="269" w:lineRule="auto"/>
         <w:ind w:left="259" w:hanging="259"/>
       </w:pPr>
       <w:r>
@@ -1158,7 +1150,7 @@
     </w:p>
     <w:p>
       <w:pPr>
-        <w:spacing w:before="0" w:after="22" w:line="269" w:lineRule="auto"/>
+        <w:spacing w:before="0" w:after="36" w:line="269" w:lineRule="auto"/>
         <w:ind w:left="259" w:hanging="259"/>
       </w:pPr>
       <w:r>
@@ -1180,7 +1172,7 @@
     </w:p>
     <w:p>
       <w:pPr>
-        <w:spacing w:before="0" w:after="22" w:line="269" w:lineRule="auto"/>
+        <w:spacing w:before="0" w:after="36" w:line="269" w:lineRule="auto"/>
         <w:ind w:left="259" w:hanging="259"/>
       </w:pPr>
       <w:r>
@@ -1203,7 +1195,7 @@
     <w:p>
       <w:pPr>
         <w:keepNext/>
-        <w:spacing w:before="44" w:after="8"/>
+        <w:spacing w:before="64" w:after="12"/>
       </w:pPr>
       <w:hyperlink r:id="rId14">
         <w:r>
@@ -1221,7 +1213,7 @@
     <w:p>
       <w:pPr>
         <w:keepNext/>
-        <w:spacing w:before="0" w:after="12"/>
+        <w:spacing w:before="0" w:after="16"/>
       </w:pPr>
       <w:r>
         <w:rPr>
@@ -1230,12 +1222,12 @@
           <w:color w:val="4B5563"/>
           <w:sz w:val="18"/>
         </w:rPr>
-        <w:t>React, TypeScript, ASP.NET Core 8, MySQL, BFS  |  2024</w:t>
+        <w:t>React, TypeScript, ASP.NET Core, MySQL, BFS  |  2024</w:t>
       </w:r>
     </w:p>
     <w:p>
       <w:pPr>
-        <w:spacing w:before="0" w:after="22" w:line="269" w:lineRule="auto"/>
+        <w:spacing w:before="0" w:after="36" w:line="269" w:lineRule="auto"/>
         <w:ind w:left="259" w:hanging="259"/>
       </w:pPr>
       <w:r>
@@ -1257,7 +1249,7 @@
     </w:p>
     <w:p>
       <w:pPr>
-        <w:spacing w:before="0" w:after="22" w:line="269" w:lineRule="auto"/>
+        <w:spacing w:before="0" w:after="36" w:line="269" w:lineRule="auto"/>
         <w:ind w:left="259" w:hanging="259"/>
       </w:pPr>
       <w:r>
@@ -1274,12 +1266,12 @@
           <w:color w:val="111827"/>
           <w:sz w:val="18"/>
         </w:rPr>
-        <w:t>Designed a procedural maze generation algorithm ensuring solvable paths and implemented Breadth-First Search (BFS) for real-time shortest-path visualization.</w:t>
+        <w:t>Designed procedural maze generation algorithms ensuring solvable paths and implemented Breadth-First Search (BFS) using graph data structures for real-time shortest-path visualization.</w:t>
       </w:r>
     </w:p>
     <w:p>
       <w:pPr>
-        <w:spacing w:before="0" w:after="22" w:line="269" w:lineRule="auto"/>
+        <w:spacing w:before="0" w:after="36" w:line="269" w:lineRule="auto"/>
         <w:ind w:left="259" w:hanging="259"/>
       </w:pPr>
       <w:r>
@@ -1302,7 +1294,7 @@
     <w:p>
       <w:pPr>
         <w:keepNext/>
-        <w:spacing w:before="44" w:after="8"/>
+        <w:spacing w:before="64" w:after="12"/>
       </w:pPr>
       <w:hyperlink r:id="rId15">
         <w:r>
@@ -1320,7 +1312,7 @@
     <w:p>
       <w:pPr>
         <w:keepNext/>
-        <w:spacing w:before="0" w:after="12"/>
+        <w:spacing w:before="0" w:after="16"/>
       </w:pPr>
       <w:r>
         <w:rPr>
@@ -1334,7 +1326,7 @@
     </w:p>
     <w:p>
       <w:pPr>
-        <w:spacing w:before="0" w:after="22" w:line="269" w:lineRule="auto"/>
+        <w:spacing w:before="0" w:after="36" w:line="269" w:lineRule="auto"/>
         <w:ind w:left="259" w:hanging="259"/>
       </w:pPr>
       <w:r>
@@ -1356,7 +1348,7 @@
     </w:p>
     <w:p>
       <w:pPr>
-        <w:spacing w:before="0" w:after="22" w:line="269" w:lineRule="auto"/>
+        <w:spacing w:before="0" w:after="36" w:line="269" w:lineRule="auto"/>
         <w:ind w:left="259" w:hanging="259"/>
       </w:pPr>
       <w:r>
@@ -1379,161 +1371,7 @@
     <w:p>
       <w:pPr>
         <w:keepNext/>
-        <w:spacing w:before="44" w:after="8"/>
-      </w:pPr>
-      <w:hyperlink r:id="rId16">
-        <w:r>
-          <w:rPr>
-            <w:rFonts w:ascii="Calibri" w:hAnsi="Calibri"/>
-            <w:sz w:val="18"/>
-            <w:b/>
-            <w:color w:val="0070C0"/>
-            <w:u w:val="single"/>
-          </w:rPr>
-          <w:t xml:space="preserve">Nova App – Concept Vehicle Showcase &amp; Dealership Portal</w:t>
-        </w:r>
-      </w:hyperlink>
-    </w:p>
-    <w:p>
-      <w:pPr>
-        <w:keepNext/>
-        <w:spacing w:before="0" w:after="12"/>
-      </w:pPr>
-      <w:r>
-        <w:rPr>
-          <w:rFonts w:ascii="Calibri" w:hAnsi="Calibri"/>
-          <w:i/>
-          <w:color w:val="4B5563"/>
-          <w:sz w:val="18"/>
-        </w:rPr>
-        <w:t>Node.js, Express, Handlebars, MySQL, Heroku  |  2023 – 2024</w:t>
-      </w:r>
-    </w:p>
-    <w:p>
-      <w:pPr>
-        <w:spacing w:before="0" w:after="22" w:line="269" w:lineRule="auto"/>
-        <w:ind w:left="259" w:hanging="259"/>
-      </w:pPr>
-      <w:r>
-        <w:rPr>
-          <w:rFonts w:ascii="Calibri" w:hAnsi="Calibri"/>
-          <w:color w:val="111827"/>
-          <w:sz w:val="18"/>
-        </w:rPr>
-        <w:t xml:space="preserve">•  </w:t>
-      </w:r>
-      <w:r>
-        <w:rPr>
-          <w:rFonts w:ascii="Calibri" w:hAnsi="Calibri"/>
-          <w:color w:val="111827"/>
-          <w:sz w:val="18"/>
-        </w:rPr>
-        <w:t>Built a full-stack vehicle showcase portal featuring session-based authentication, role-based access control, and dynamic relational catalog rendering.</w:t>
-      </w:r>
-    </w:p>
-    <w:p>
-      <w:pPr>
-        <w:spacing w:before="0" w:after="22" w:line="269" w:lineRule="auto"/>
-        <w:ind w:left="259" w:hanging="259"/>
-      </w:pPr>
-      <w:r>
-        <w:rPr>
-          <w:rFonts w:ascii="Calibri" w:hAnsi="Calibri"/>
-          <w:color w:val="111827"/>
-          <w:sz w:val="18"/>
-        </w:rPr>
-        <w:t xml:space="preserve">•  </w:t>
-      </w:r>
-      <w:r>
-        <w:rPr>
-          <w:rFonts w:ascii="Calibri" w:hAnsi="Calibri"/>
-          <w:color w:val="111827"/>
-          <w:sz w:val="18"/>
-        </w:rPr>
-        <w:t>Configured end-to-end cloud deployment on Heroku with optimized database connection pooling and automated migration scripts.</w:t>
-      </w:r>
-    </w:p>
-    <w:p>
-      <w:pPr>
-        <w:keepNext/>
-        <w:spacing w:before="44" w:after="8"/>
-      </w:pPr>
-      <w:hyperlink r:id="rId17">
-        <w:r>
-          <w:rPr>
-            <w:rFonts w:ascii="Calibri" w:hAnsi="Calibri"/>
-            <w:sz w:val="18"/>
-            <w:b/>
-            <w:color w:val="0070C0"/>
-            <w:u w:val="single"/>
-          </w:rPr>
-          <w:t xml:space="preserve">ARduino Simulation – Augmented Reality Circuit Simulator</w:t>
-        </w:r>
-      </w:hyperlink>
-    </w:p>
-    <w:p>
-      <w:pPr>
-        <w:keepNext/>
-        <w:spacing w:before="0" w:after="12"/>
-      </w:pPr>
-      <w:r>
-        <w:rPr>
-          <w:rFonts w:ascii="Calibri" w:hAnsi="Calibri"/>
-          <w:i/>
-          <w:color w:val="4B5563"/>
-          <w:sz w:val="18"/>
-        </w:rPr>
-        <w:t>Unity, ARCore, C#, Mobile AR  |  2023</w:t>
-      </w:r>
-    </w:p>
-    <w:p>
-      <w:pPr>
-        <w:spacing w:before="0" w:after="22" w:line="269" w:lineRule="auto"/>
-        <w:ind w:left="259" w:hanging="259"/>
-      </w:pPr>
-      <w:r>
-        <w:rPr>
-          <w:rFonts w:ascii="Calibri" w:hAnsi="Calibri"/>
-          <w:color w:val="111827"/>
-          <w:sz w:val="18"/>
-        </w:rPr>
-        <w:t xml:space="preserve">•  </w:t>
-      </w:r>
-      <w:r>
-        <w:rPr>
-          <w:rFonts w:ascii="Calibri" w:hAnsi="Calibri"/>
-          <w:color w:val="111827"/>
-          <w:sz w:val="18"/>
-        </w:rPr>
-        <w:t>Developed an interactive augmented reality mobile application simulating physical Arduino circuits with interactive wire routing, LED state reactions, and in-app code inspection.</w:t>
-      </w:r>
-    </w:p>
-    <w:p>
-      <w:pPr>
-        <w:spacing w:before="0" w:after="22" w:line="269" w:lineRule="auto"/>
-        <w:ind w:left="259" w:hanging="259"/>
-      </w:pPr>
-      <w:r>
-        <w:rPr>
-          <w:rFonts w:ascii="Calibri" w:hAnsi="Calibri"/>
-          <w:color w:val="111827"/>
-          <w:sz w:val="18"/>
-        </w:rPr>
-        <w:t xml:space="preserve">•  </w:t>
-      </w:r>
-      <w:r>
-        <w:rPr>
-          <w:rFonts w:ascii="Calibri" w:hAnsi="Calibri"/>
-          <w:color w:val="111827"/>
-          <w:sz w:val="18"/>
-        </w:rPr>
-        <w:t>Implemented real-time electronic simulation logic and intuitive touch/gesture interaction UX on mobile ARCore platforms.</w:t>
-      </w:r>
-    </w:p>
-    <w:p>
-      <w:pPr>
-        <w:keepNext/>
-        <w:spacing w:before="64" w:after="32"/>
+        <w:spacing w:before="90" w:after="40"/>
         <w:pBdr>
           <w:bottom w:val="single" w:sz="6" w:space="1" w:color="0070C0"/>
         </w:pBdr>
@@ -1551,7 +1389,7 @@
     <w:p>
       <w:pPr>
         <w:keepNext/>
-        <w:spacing w:before="40" w:after="20"/>
+        <w:spacing w:before="60" w:after="28"/>
       </w:pPr>
       <w:r>
         <w:rPr>
@@ -1585,7 +1423,7 @@
     <w:p>
       <w:pPr>
         <w:keepNext/>
-        <w:spacing w:before="40" w:after="20"/>
+        <w:spacing w:before="60" w:after="28"/>
       </w:pPr>
       <w:r>
         <w:rPr>
@@ -1619,7 +1457,7 @@
     <w:p>
       <w:pPr>
         <w:keepNext/>
-        <w:spacing w:before="64" w:after="32"/>
+        <w:spacing w:before="80" w:after="40"/>
         <w:pBdr>
           <w:bottom w:val="single" w:sz="6" w:space="1" w:color="0070C0"/>
         </w:pBdr>
@@ -1631,12 +1469,74 @@
           <w:color w:val="0070C0"/>
           <w:sz w:val="21"/>
         </w:rPr>
-        <w:t>CERTIFICATIONS &amp; HONORS</w:t>
+        <w:t>CERTIFICATIONS</w:t>
       </w:r>
     </w:p>
     <w:p>
       <w:pPr>
-        <w:spacing w:after="20"/>
+        <w:spacing w:after="28"/>
+      </w:pPr>
+      <w:r>
+        <w:rPr>
+          <w:rFonts w:ascii="Calibri" w:hAnsi="Calibri"/>
+          <w:b/>
+          <w:color w:val="111827"/>
+          <w:sz w:val="18"/>
+        </w:rPr>
+        <w:t xml:space="preserve">IBM Professional Certificate: </w:t>
+      </w:r>
+      <w:r>
+        <w:rPr>
+          <w:rFonts w:ascii="Calibri" w:hAnsi="Calibri"/>
+          <w:color w:val="111827"/>
+          <w:sz w:val="18"/>
+        </w:rPr>
+        <w:t>Databases and SQL for Data Science with Python (2025)</w:t>
+      </w:r>
+    </w:p>
+    <w:p>
+      <w:pPr>
+        <w:spacing w:after="28"/>
+      </w:pPr>
+      <w:r>
+        <w:rPr>
+          <w:rFonts w:ascii="Calibri" w:hAnsi="Calibri"/>
+          <w:b/>
+          <w:color w:val="111827"/>
+          <w:sz w:val="18"/>
+        </w:rPr>
+        <w:t xml:space="preserve">Meta Professional Certificates: </w:t>
+      </w:r>
+      <w:r>
+        <w:rPr>
+          <w:rFonts w:ascii="Calibri" w:hAnsi="Calibri"/>
+          <w:color w:val="111827"/>
+          <w:sz w:val="18"/>
+        </w:rPr>
+        <w:t>Front-End Developer Specialization, HTML &amp; CSS in Depth, Version Control with Git (2025)</w:t>
+      </w:r>
+    </w:p>
+    <w:p>
+      <w:pPr>
+        <w:keepNext/>
+        <w:spacing w:before="80" w:after="40"/>
+        <w:pBdr>
+          <w:bottom w:val="single" w:sz="6" w:space="1" w:color="0070C0"/>
+        </w:pBdr>
+      </w:pPr>
+      <w:r>
+        <w:rPr>
+          <w:rFonts w:ascii="Calibri" w:hAnsi="Calibri"/>
+          <w:b/>
+          <w:color w:val="0070C0"/>
+          <w:sz w:val="21"/>
+        </w:rPr>
+        <w:t>AWARDS</w:t>
+      </w:r>
+    </w:p>
+    <w:p>
+      <w:pPr>
+        <w:spacing w:after="28"/>
       </w:pPr>
       <w:r>
         <w:rPr>
@@ -1658,7 +1558,25 @@
     </w:p>
     <w:p>
       <w:pPr>
-        <w:spacing w:after="20"/>
+        <w:keepNext/>
+        <w:spacing w:before="80" w:after="40"/>
+        <w:pBdr>
+          <w:bottom w:val="single" w:sz="6" w:space="1" w:color="0070C0"/>
+        </w:pBdr>
+      </w:pPr>
+      <w:r>
+        <w:rPr>
+          <w:rFonts w:ascii="Calibri" w:hAnsi="Calibri"/>
+          <w:b/>
+          <w:color w:val="0070C0"/>
+          <w:sz w:val="21"/>
+        </w:rPr>
+        <w:t>LANGUAGES</w:t>
+      </w:r>
+    </w:p>
+    <w:p>
+      <w:pPr>
+        <w:spacing w:after="28"/>
       </w:pPr>
       <w:r>
         <w:rPr>
@@ -1667,7 +1585,7 @@
           <w:color w:val="111827"/>
           <w:sz w:val="18"/>
         </w:rPr>
-        <w:t xml:space="preserve">IBM Professional Certificate: </w:t>
+        <w:t xml:space="preserve">English: </w:t>
       </w:r>
       <w:r>
         <w:rPr>
@@ -1675,13 +1593,8 @@
           <w:color w:val="111827"/>
           <w:sz w:val="18"/>
         </w:rPr>
-        <w:t>Databases and SQL for Data Science with Python (2025)</w:t>
+        <w:t xml:space="preserve">Full Professional Proficiency  •  </w:t>
       </w:r>
-    </w:p>
-    <w:p>
-      <w:pPr>
-        <w:spacing w:after="20"/>
-      </w:pPr>
       <w:r>
         <w:rPr>
           <w:rFonts w:ascii="Calibri" w:hAnsi="Calibri"/>
@@ -1689,7 +1602,7 @@
           <w:color w:val="111827"/>
           <w:sz w:val="18"/>
         </w:rPr>
-        <w:t xml:space="preserve">Meta Professional Certificates: </w:t>
+        <w:t xml:space="preserve">Romanian: </w:t>
       </w:r>
       <w:r>
         <w:rPr>
@@ -1697,29 +1610,7 @@
           <w:color w:val="111827"/>
           <w:sz w:val="18"/>
         </w:rPr>
-        <w:t>Front-End Developer Specialization, HTML &amp; CSS in Depth, Version Control with Git (2025)</w:t>
-      </w:r>
-    </w:p>
-    <w:p>
-      <w:pPr>
-        <w:spacing w:after="20"/>
-      </w:pPr>
-      <w:r>
-        <w:rPr>
-          <w:rFonts w:ascii="Calibri" w:hAnsi="Calibri"/>
-          <w:b/>
-          <w:color w:val="111827"/>
-          <w:sz w:val="18"/>
-        </w:rPr>
-        <w:t xml:space="preserve">Languages: </w:t>
-      </w:r>
-      <w:r>
-        <w:rPr>
-          <w:rFonts w:ascii="Calibri" w:hAnsi="Calibri"/>
-          <w:color w:val="111827"/>
-          <w:sz w:val="18"/>
-        </w:rPr>
-        <w:t>English (Full Professional Proficiency), Romanian (Native)</w:t>
+        <w:t>Native</w:t>
       </w:r>
     </w:p>
     <w:sectPr>
@@ -2096,7 +1987,7 @@
     <w:qFormat/>
     <w:rsid w:val="00FC693F"/>
     <w:pPr>
-      <w:spacing w:line="269" w:lineRule="auto" w:after="24" w:before="0"/>
+      <w:spacing w:line="264" w:lineRule="auto" w:after="20" w:before="0"/>
     </w:pPr>
     <w:rPr>
       <w:rFonts w:ascii="Calibri" w:hAnsi="Calibri"/>

--- a/public/Tiberiu-Ioan_Boscan_resume.docx
+++ b/public/Tiberiu-Ioan_Boscan_resume.docx
@@ -11,7 +11,7 @@
         <w:rPr>
           <w:rFonts w:ascii="Calibri" w:hAnsi="Calibri"/>
           <w:b/>
-          <w:color w:val="0F2D5A"/>
+          <w:color w:val="111827"/>
           <w:sz w:val="36"/>
         </w:rPr>
         <w:t>TIBERIU-IOAN BOSCAN</w:t>
@@ -30,7 +30,7 @@
     </w:p>
     <w:p>
       <w:pPr>
-        <w:spacing w:after="50"/>
+        <w:spacing w:after="70"/>
         <w:jc w:val="center"/>
       </w:pPr>
       <w:r>
@@ -59,6 +59,14 @@
         </w:rPr>
         <w:br/>
       </w:r>
+      <w:r>
+        <w:rPr>
+          <w:rFonts w:ascii="Calibri" w:hAnsi="Calibri"/>
+          <w:color w:val="4B5563"/>
+          <w:sz w:val="18"/>
+        </w:rPr>
+        <w:t xml:space="preserve">Portfolio: </w:t>
+      </w:r>
       <w:hyperlink r:id="rId10">
         <w:r>
           <w:rPr>
@@ -76,7 +84,7 @@
           <w:color w:val="4B5563"/>
           <w:sz w:val="18"/>
         </w:rPr>
-        <w:t xml:space="preserve">  •  </w:t>
+        <w:t xml:space="preserve">  •  LinkedIn: </w:t>
       </w:r>
       <w:hyperlink r:id="rId11">
         <w:r>
@@ -95,7 +103,7 @@
           <w:color w:val="4B5563"/>
           <w:sz w:val="18"/>
         </w:rPr>
-        <w:t xml:space="preserve">  •  </w:t>
+        <w:t xml:space="preserve">  •  GitHub: </w:t>
       </w:r>
       <w:hyperlink r:id="rId12">
         <w:r>
@@ -112,7 +120,7 @@
     <w:p>
       <w:pPr>
         <w:keepNext/>
-        <w:spacing w:before="40" w:after="32"/>
+        <w:spacing w:before="80" w:after="40"/>
         <w:pBdr>
           <w:bottom w:val="single" w:sz="6" w:space="1" w:color="0070C0"/>
         </w:pBdr>
@@ -129,7 +137,7 @@
     </w:p>
     <w:p>
       <w:pPr>
-        <w:spacing w:after="40"/>
+        <w:spacing w:after="56"/>
       </w:pPr>
       <w:r>
         <w:rPr>
@@ -143,7 +151,7 @@
     <w:p>
       <w:pPr>
         <w:keepNext/>
-        <w:spacing w:before="64" w:after="32"/>
+        <w:spacing w:before="110" w:after="40"/>
         <w:pBdr>
           <w:bottom w:val="single" w:sz="6" w:space="1" w:color="0070C0"/>
         </w:pBdr>
@@ -160,7 +168,7 @@
     </w:p>
     <w:p>
       <w:pPr>
-        <w:spacing w:after="16"/>
+        <w:spacing w:after="18"/>
       </w:pPr>
       <w:r>
         <w:rPr>
@@ -182,7 +190,7 @@
     </w:p>
     <w:p>
       <w:pPr>
-        <w:spacing w:after="16"/>
+        <w:spacing w:after="18"/>
       </w:pPr>
       <w:r>
         <w:rPr>
@@ -204,7 +212,7 @@
     </w:p>
     <w:p>
       <w:pPr>
-        <w:spacing w:after="16"/>
+        <w:spacing w:after="18"/>
       </w:pPr>
       <w:r>
         <w:rPr>
@@ -226,7 +234,7 @@
     </w:p>
     <w:p>
       <w:pPr>
-        <w:spacing w:after="16"/>
+        <w:spacing w:after="18"/>
       </w:pPr>
       <w:r>
         <w:rPr>
@@ -248,7 +256,7 @@
     </w:p>
     <w:p>
       <w:pPr>
-        <w:spacing w:after="16"/>
+        <w:spacing w:after="18"/>
       </w:pPr>
       <w:r>
         <w:rPr>
@@ -270,7 +278,7 @@
     </w:p>
     <w:p>
       <w:pPr>
-        <w:spacing w:after="16"/>
+        <w:spacing w:after="18"/>
       </w:pPr>
       <w:r>
         <w:rPr>
@@ -293,7 +301,7 @@
     <w:p>
       <w:pPr>
         <w:keepNext/>
-        <w:spacing w:before="64" w:after="32"/>
+        <w:spacing w:before="110" w:after="40"/>
         <w:pBdr>
           <w:bottom w:val="single" w:sz="6" w:space="1" w:color="0070C0"/>
         </w:pBdr>
@@ -328,7 +336,7 @@
           <w:color w:val="4B5563"/>
           <w:sz w:val="18"/>
         </w:rPr>
-        <w:t xml:space="preserve">  |  Bucharest, Romania (Hybrid)  (February 2025 – Present)</w:t>
+        <w:t xml:space="preserve">  •  Bucharest, Romania (Hybrid)  •  February 2025 – Present</w:t>
       </w:r>
     </w:p>
     <w:p>
@@ -352,7 +360,7 @@
           <w:color w:val="4B5563"/>
           <w:sz w:val="18"/>
         </w:rPr>
-        <w:t xml:space="preserve">  |  February 2026 – Present</w:t>
+        <w:t xml:space="preserve">  •  February 2026 – Present</w:t>
       </w:r>
     </w:p>
     <w:p>
@@ -486,7 +494,7 @@
           <w:color w:val="4B5563"/>
           <w:sz w:val="18"/>
         </w:rPr>
-        <w:t xml:space="preserve">  |  July 2025 – January 2026</w:t>
+        <w:t xml:space="preserve">  •  July 2025 – January 2026</w:t>
       </w:r>
     </w:p>
     <w:p>
@@ -576,7 +584,7 @@
           <w:color w:val="4B5563"/>
           <w:sz w:val="18"/>
         </w:rPr>
-        <w:t xml:space="preserve">  |  February 2025 – July 2025</w:t>
+        <w:t xml:space="preserve">  •  February 2025 – July 2025</w:t>
       </w:r>
     </w:p>
     <w:p>
@@ -665,7 +673,7 @@
           <w:color w:val="4B5563"/>
           <w:sz w:val="18"/>
         </w:rPr>
-        <w:t xml:space="preserve">  |  Brașov, Romania (Remote)  (December 2022 – December 2024)</w:t>
+        <w:t xml:space="preserve">  •  Brașov, Romania (Remote)  •  December 2022 – December 2024</w:t>
       </w:r>
     </w:p>
     <w:p>
@@ -689,7 +697,7 @@
           <w:color w:val="4B5563"/>
           <w:sz w:val="18"/>
         </w:rPr>
-        <w:t xml:space="preserve">  |  December 2023 – December 2024</w:t>
+        <w:t xml:space="preserve">  •  December 2023 – December 2024</w:t>
       </w:r>
     </w:p>
     <w:p>
@@ -779,7 +787,7 @@
           <w:color w:val="4B5563"/>
           <w:sz w:val="18"/>
         </w:rPr>
-        <w:t xml:space="preserve">  |  December 2022 – December 2023</w:t>
+        <w:t xml:space="preserve">  •  December 2022 – December 2023</w:t>
       </w:r>
     </w:p>
     <w:p>
@@ -868,7 +876,7 @@
           <w:color w:val="4B5563"/>
           <w:sz w:val="18"/>
         </w:rPr>
-        <w:t xml:space="preserve">  |  Brașov, Romania (Hybrid)</w:t>
+        <w:t xml:space="preserve">  •  Brașov, Romania (Hybrid)</w:t>
       </w:r>
     </w:p>
     <w:p>
@@ -892,7 +900,7 @@
           <w:color w:val="4B5563"/>
           <w:sz w:val="18"/>
         </w:rPr>
-        <w:t xml:space="preserve">  |  August 2022 – November 2022</w:t>
+        <w:t xml:space="preserve">  •  August 2022 – November 2022</w:t>
       </w:r>
     </w:p>
     <w:p>
@@ -947,7 +955,7 @@
     <w:p>
       <w:pPr>
         <w:keepNext/>
-        <w:spacing w:before="32" w:after="40"/>
+        <w:spacing w:before="32" w:after="44"/>
         <w:pBdr>
           <w:bottom w:val="single" w:sz="6" w:space="1" w:color="0070C0"/>
         </w:pBdr>
@@ -965,7 +973,7 @@
     <w:p>
       <w:pPr>
         <w:keepNext/>
-        <w:spacing w:before="40" w:after="12"/>
+        <w:spacing w:before="44" w:after="12"/>
       </w:pPr>
       <w:r>
         <w:rPr>
@@ -974,7 +982,7 @@
           <w:color w:val="111827"/>
           <w:sz w:val="18"/>
         </w:rPr>
-        <w:t>Upwork · Freelance</w:t>
+        <w:t>Upwork – Freelance</w:t>
       </w:r>
       <w:r>
         <w:rPr>
@@ -982,7 +990,7 @@
           <w:color w:val="4B5563"/>
           <w:sz w:val="18"/>
         </w:rPr>
-        <w:t xml:space="preserve">  |  Remote</w:t>
+        <w:t xml:space="preserve">  •  Remote</w:t>
       </w:r>
     </w:p>
     <w:p>
@@ -1006,12 +1014,12 @@
           <w:color w:val="4B5563"/>
           <w:sz w:val="18"/>
         </w:rPr>
-        <w:t xml:space="preserve">  |  February 2025 – May 2025</w:t>
+        <w:t xml:space="preserve">  •  February 2025 – May 2025</w:t>
       </w:r>
     </w:p>
     <w:p>
       <w:pPr>
-        <w:spacing w:before="0" w:after="36" w:line="269" w:lineRule="auto"/>
+        <w:spacing w:before="0" w:after="40" w:line="269" w:lineRule="auto"/>
         <w:ind w:left="259" w:hanging="259"/>
       </w:pPr>
       <w:r>
@@ -1028,12 +1036,12 @@
           <w:color w:val="111827"/>
           <w:sz w:val="18"/>
         </w:rPr>
-        <w:t>Delivered 4 custom web solutions end-to-end using Next.js, Tailwind CSS, and Figma design systems, producing interactive prototypes and modern branding assets.</w:t>
+        <w:t>Designed and developed 4 custom WordPress websites as a freelance UI/UX Designer, delivering modern, business-specific solutions tailored to each client's needs.</w:t>
       </w:r>
     </w:p>
     <w:p>
       <w:pPr>
-        <w:spacing w:before="0" w:after="36" w:line="269" w:lineRule="auto"/>
+        <w:spacing w:before="0" w:after="40" w:line="269" w:lineRule="auto"/>
         <w:ind w:left="259" w:hanging="259"/>
       </w:pPr>
       <w:r>
@@ -1050,12 +1058,12 @@
           <w:color w:val="111827"/>
           <w:sz w:val="18"/>
         </w:rPr>
-        <w:t>Built responsive web applications with HTML5, CSS3, and modern JavaScript, integrating custom booking workflows and real-time client chat.</w:t>
+        <w:t>Created user-focused interfaces in Figma, including custom logos for 3 of the 4 projects, emphasizing clean, accessible, and responsive design.</w:t>
       </w:r>
     </w:p>
     <w:p>
       <w:pPr>
-        <w:spacing w:before="0" w:after="36" w:line="269" w:lineRule="auto"/>
+        <w:spacing w:before="0" w:after="40" w:line="269" w:lineRule="auto"/>
         <w:ind w:left="259" w:hanging="259"/>
       </w:pPr>
       <w:r>
@@ -1072,13 +1080,35 @@
           <w:color w:val="111827"/>
           <w:sz w:val="18"/>
         </w:rPr>
-        <w:t>Maintained a 100% 5-star client satisfaction rating on Upwork for clear communication, high UI fidelity, and on-time project delivery.</w:t>
+        <w:t>Integrated booking forms, contact forms, and live chat into fully responsive WordPress sites, enhancing user engagement and client conversion.</w:t>
+      </w:r>
+    </w:p>
+    <w:p>
+      <w:pPr>
+        <w:spacing w:before="0" w:after="40" w:line="269" w:lineRule="auto"/>
+        <w:ind w:left="259" w:hanging="259"/>
+      </w:pPr>
+      <w:r>
+        <w:rPr>
+          <w:rFonts w:ascii="Calibri" w:hAnsi="Calibri"/>
+          <w:color w:val="111827"/>
+          <w:sz w:val="18"/>
+        </w:rPr>
+        <w:t xml:space="preserve">•  </w:t>
+      </w:r>
+      <w:r>
+        <w:rPr>
+          <w:rFonts w:ascii="Calibri" w:hAnsi="Calibri"/>
+          <w:color w:val="111827"/>
+          <w:sz w:val="18"/>
+        </w:rPr>
+        <w:t>Earned a 100% 5-star client satisfaction rating on Upwork for timely delivery, clear communication, and high-quality results.</w:t>
       </w:r>
     </w:p>
     <w:p>
       <w:pPr>
         <w:keepNext/>
-        <w:spacing w:before="90" w:after="40"/>
+        <w:spacing w:before="170" w:after="52"/>
         <w:pBdr>
           <w:bottom w:val="single" w:sz="6" w:space="1" w:color="0070C0"/>
         </w:pBdr>
@@ -1096,7 +1126,7 @@
     <w:p>
       <w:pPr>
         <w:keepNext/>
-        <w:spacing w:before="64" w:after="12"/>
+        <w:spacing w:before="90" w:after="12"/>
       </w:pPr>
       <w:hyperlink r:id="rId13">
         <w:r>
@@ -1123,12 +1153,12 @@
           <w:color w:val="4B5563"/>
           <w:sz w:val="18"/>
         </w:rPr>
-        <w:t>PyTorch, Vision Transformers, LoRA, CNN, Flask, Docker  |  2025 – 2026</w:t>
+        <w:t>PyTorch, Vision Transformers, LoRA, CNN, Flask, Docker  •  2025 – 2026</w:t>
       </w:r>
     </w:p>
     <w:p>
       <w:pPr>
-        <w:spacing w:before="0" w:after="36" w:line="269" w:lineRule="auto"/>
+        <w:spacing w:before="0" w:after="40" w:line="269" w:lineRule="auto"/>
         <w:ind w:left="259" w:hanging="259"/>
       </w:pPr>
       <w:r>
@@ -1150,7 +1180,7 @@
     </w:p>
     <w:p>
       <w:pPr>
-        <w:spacing w:before="0" w:after="36" w:line="269" w:lineRule="auto"/>
+        <w:spacing w:before="0" w:after="40" w:line="269" w:lineRule="auto"/>
         <w:ind w:left="259" w:hanging="259"/>
       </w:pPr>
       <w:r>
@@ -1172,7 +1202,7 @@
     </w:p>
     <w:p>
       <w:pPr>
-        <w:spacing w:before="0" w:after="36" w:line="269" w:lineRule="auto"/>
+        <w:spacing w:before="0" w:after="40" w:line="269" w:lineRule="auto"/>
         <w:ind w:left="259" w:hanging="259"/>
       </w:pPr>
       <w:r>
@@ -1195,7 +1225,7 @@
     <w:p>
       <w:pPr>
         <w:keepNext/>
-        <w:spacing w:before="64" w:after="12"/>
+        <w:spacing w:before="90" w:after="12"/>
       </w:pPr>
       <w:hyperlink r:id="rId14">
         <w:r>
@@ -1222,12 +1252,12 @@
           <w:color w:val="4B5563"/>
           <w:sz w:val="18"/>
         </w:rPr>
-        <w:t>React, TypeScript, ASP.NET Core, MySQL, BFS  |  2024</w:t>
+        <w:t>React, TypeScript, ASP.NET Core, MySQL, BFS  •  2024</w:t>
       </w:r>
     </w:p>
     <w:p>
       <w:pPr>
-        <w:spacing w:before="0" w:after="36" w:line="269" w:lineRule="auto"/>
+        <w:spacing w:before="0" w:after="40" w:line="269" w:lineRule="auto"/>
         <w:ind w:left="259" w:hanging="259"/>
       </w:pPr>
       <w:r>
@@ -1249,7 +1279,7 @@
     </w:p>
     <w:p>
       <w:pPr>
-        <w:spacing w:before="0" w:after="36" w:line="269" w:lineRule="auto"/>
+        <w:spacing w:before="0" w:after="40" w:line="269" w:lineRule="auto"/>
         <w:ind w:left="259" w:hanging="259"/>
       </w:pPr>
       <w:r>
@@ -1271,7 +1301,7 @@
     </w:p>
     <w:p>
       <w:pPr>
-        <w:spacing w:before="0" w:after="36" w:line="269" w:lineRule="auto"/>
+        <w:spacing w:before="0" w:after="40" w:line="269" w:lineRule="auto"/>
         <w:ind w:left="259" w:hanging="259"/>
       </w:pPr>
       <w:r>
@@ -1294,7 +1324,7 @@
     <w:p>
       <w:pPr>
         <w:keepNext/>
-        <w:spacing w:before="64" w:after="12"/>
+        <w:spacing w:before="90" w:after="12"/>
       </w:pPr>
       <w:hyperlink r:id="rId15">
         <w:r>
@@ -1321,12 +1351,12 @@
           <w:color w:val="4B5563"/>
           <w:sz w:val="18"/>
         </w:rPr>
-        <w:t>Python, OpenCV, YOLOv8, Flask, Flutter  |  2023 – 2024</w:t>
+        <w:t>Python, OpenCV, YOLOv8, Flask, Flutter  •  2023 – 2024</w:t>
       </w:r>
     </w:p>
     <w:p>
       <w:pPr>
-        <w:spacing w:before="0" w:after="36" w:line="269" w:lineRule="auto"/>
+        <w:spacing w:before="0" w:after="40" w:line="269" w:lineRule="auto"/>
         <w:ind w:left="259" w:hanging="259"/>
       </w:pPr>
       <w:r>
@@ -1348,7 +1378,7 @@
     </w:p>
     <w:p>
       <w:pPr>
-        <w:spacing w:before="0" w:after="36" w:line="269" w:lineRule="auto"/>
+        <w:spacing w:before="0" w:after="40" w:line="269" w:lineRule="auto"/>
         <w:ind w:left="259" w:hanging="259"/>
       </w:pPr>
       <w:r>
@@ -1371,7 +1401,7 @@
     <w:p>
       <w:pPr>
         <w:keepNext/>
-        <w:spacing w:before="90" w:after="40"/>
+        <w:spacing w:before="170" w:after="52"/>
         <w:pBdr>
           <w:bottom w:val="single" w:sz="6" w:space="1" w:color="0070C0"/>
         </w:pBdr>
@@ -1389,7 +1419,7 @@
     <w:p>
       <w:pPr>
         <w:keepNext/>
-        <w:spacing w:before="60" w:after="28"/>
+        <w:spacing w:before="80" w:after="32"/>
       </w:pPr>
       <w:r>
         <w:rPr>
@@ -1407,7 +1437,7 @@
           <w:color w:val="4B5563"/>
           <w:sz w:val="18"/>
         </w:rPr>
-        <w:t>Politehnica University of Bucharest (ETTI)  |  Final Grade: 10 / 10  |  October 2024 – June 2026</w:t>
+        <w:t>Politehnica University of Bucharest (ETTI)  •  Final Grade: 10 / 10  •  October 2024 – June 2026</w:t>
         <w:br/>
       </w:r>
       <w:r>
@@ -1423,7 +1453,7 @@
     <w:p>
       <w:pPr>
         <w:keepNext/>
-        <w:spacing w:before="60" w:after="28"/>
+        <w:spacing w:before="80" w:after="32"/>
       </w:pPr>
       <w:r>
         <w:rPr>
@@ -1441,7 +1471,7 @@
           <w:color w:val="4B5563"/>
           <w:sz w:val="18"/>
         </w:rPr>
-        <w:t>Transilvania University of Brașov (Faculty of Mathematics &amp; Informatics)  |  Final Grade: 9.75 / 10  |  October 2021 – July 2024</w:t>
+        <w:t>Transilvania University of Brașov (Faculty of Mathematics &amp; Informatics)  •  Final Grade: 9.75 / 10  •  October 2021 – July 2024</w:t>
         <w:br/>
       </w:r>
       <w:r>
@@ -1457,7 +1487,7 @@
     <w:p>
       <w:pPr>
         <w:keepNext/>
-        <w:spacing w:before="80" w:after="40"/>
+        <w:spacing w:before="160" w:after="52"/>
         <w:pBdr>
           <w:bottom w:val="single" w:sz="6" w:space="1" w:color="0070C0"/>
         </w:pBdr>
@@ -1474,7 +1504,7 @@
     </w:p>
     <w:p>
       <w:pPr>
-        <w:spacing w:after="28"/>
+        <w:spacing w:after="40"/>
       </w:pPr>
       <w:r>
         <w:rPr>
@@ -1496,7 +1526,7 @@
     </w:p>
     <w:p>
       <w:pPr>
-        <w:spacing w:after="28"/>
+        <w:spacing w:after="40"/>
       </w:pPr>
       <w:r>
         <w:rPr>
@@ -1519,7 +1549,7 @@
     <w:p>
       <w:pPr>
         <w:keepNext/>
-        <w:spacing w:before="80" w:after="40"/>
+        <w:spacing w:before="160" w:after="52"/>
         <w:pBdr>
           <w:bottom w:val="single" w:sz="6" w:space="1" w:color="0070C0"/>
         </w:pBdr>
@@ -1536,7 +1566,7 @@
     </w:p>
     <w:p>
       <w:pPr>
-        <w:spacing w:after="28"/>
+        <w:spacing w:after="40"/>
       </w:pPr>
       <w:r>
         <w:rPr>
@@ -1559,7 +1589,7 @@
     <w:p>
       <w:pPr>
         <w:keepNext/>
-        <w:spacing w:before="80" w:after="40"/>
+        <w:spacing w:before="160" w:after="52"/>
         <w:pBdr>
           <w:bottom w:val="single" w:sz="6" w:space="1" w:color="0070C0"/>
         </w:pBdr>
@@ -1576,7 +1606,7 @@
     </w:p>
     <w:p>
       <w:pPr>
-        <w:spacing w:after="28"/>
+        <w:spacing w:after="36"/>
       </w:pPr>
       <w:r>
         <w:rPr>

--- a/public/Tiberiu-Ioan_Boscan_resume.docx
+++ b/public/Tiberiu-Ioan_Boscan_resume.docx
@@ -14,7 +14,7 @@
           <w:color w:val="111827"/>
           <w:sz w:val="36"/>
         </w:rPr>
-        <w:t>TIBERIU-IOAN BOSCAN</w:t>
+        <w:t>TIBERIU-IOAN BOȘCAN</w:t>
         <w:br/>
       </w:r>
       <w:r>
@@ -24,7 +24,7 @@
           <w:color w:val="0070C0"/>
           <w:sz w:val="21"/>
         </w:rPr>
-        <w:t>Full Stack Developer</w:t>
+        <w:t>Software Developer</w:t>
         <w:br/>
       </w:r>
     </w:p>
@@ -145,7 +145,7 @@
           <w:color w:val="111827"/>
           <w:sz w:val="18"/>
         </w:rPr>
-        <w:t>Full Stack Developer with 3+ years of hands-on experience building enterprise fintech CFD trading platforms, analytical laboratory instrumentation suites, and deep learning computer vision models. Strong expertise across Java, Spring Boot, React, TypeScript, C#, Angular, and Python. Proven track record in distributed systems, automating CI/CD release pipelines, and actively leveraging AI coding agents to accelerate delivery.</w:t>
+        <w:t>Software Developer with 3+ years of hands-on experience building enterprise fintech CFD trading platforms, analytical laboratory instrumentation suites, and deep learning computer vision models. Strong expertise across Java, Spring Boot, React, TypeScript, C#, Angular, and Python. Proven track record in distributed systems, automating CI/CD release pipelines, and actively leveraging AI coding agents to accelerate delivery.</w:t>
       </w:r>
     </w:p>
     <w:p>
@@ -382,7 +382,7 @@
           <w:color w:val="111827"/>
           <w:sz w:val="18"/>
         </w:rPr>
-        <w:t>Implemented the CFD trading platform's modular workspace and dockable layout system using React and Dockview, delivering 8+ high-performance interactive panel components.</w:t>
+        <w:t>Implemented the CFD trading platform's modular workspace and dockable layout system using React and Dockview, delivering 8+ high‑performance interactive panel components.</w:t>
       </w:r>
     </w:p>
     <w:p>
@@ -1005,7 +1005,7 @@
           <w:color w:val="0070C0"/>
           <w:sz w:val="18"/>
         </w:rPr>
-        <w:t>UI/UX Designer &amp; Full Stack Web Developer</w:t>
+        <w:t>UI/UX Designer &amp; Full-Stack Web Developer</w:t>
       </w:r>
       <w:r>
         <w:rPr>

--- a/public/Tiberiu-Ioan_Boscan_resume.docx
+++ b/public/Tiberiu-Ioan_Boscan_resume.docx
@@ -295,7 +295,7 @@
           <w:color w:val="111827"/>
           <w:sz w:val="18"/>
         </w:rPr>
-        <w:t>AI Coding Agents, PyTorch, OpenCV, Vision Transformers (ViT), LoRA, YOLOv8, CNNs, Hugging Face</w:t>
+        <w:t>PyTorch, OpenCV, Vision Transformers (ViT), LoRA, YOLOv8, CNNs, Hugging Face</w:t>
       </w:r>
     </w:p>
     <w:p>
@@ -1606,7 +1606,7 @@
     </w:p>
     <w:p>
       <w:pPr>
-        <w:spacing w:after="36"/>
+        <w:spacing w:after="0"/>
       </w:pPr>
       <w:r>
         <w:rPr>

--- a/public/Tiberiu-Ioan_Boscan_resume.docx
+++ b/public/Tiberiu-Ioan_Boscan_resume.docx
@@ -1036,7 +1036,7 @@
           <w:color w:val="111827"/>
           <w:sz w:val="18"/>
         </w:rPr>
-        <w:t>Designed and developed 4 custom WordPress websites as a freelance UI/UX Designer, delivering modern, business-specific solutions tailored to each client's needs.</w:t>
+        <w:t>Designed and developed 4 client websites from concept to launch, creating UI mockups and prototypes in Figma alongside custom branding.</w:t>
       </w:r>
     </w:p>
     <w:p>
@@ -1058,7 +1058,7 @@
           <w:color w:val="111827"/>
           <w:sz w:val="18"/>
         </w:rPr>
-        <w:t>Created user-focused interfaces in Figma, including custom logos for 3 of the 4 projects, emphasizing clean, accessible, and responsive design.</w:t>
+        <w:t>Built responsive web applications integrating custom booking workflows, automated contact forms, and real-time client chat.</w:t>
       </w:r>
     </w:p>
     <w:p>
@@ -1080,29 +1080,7 @@
           <w:color w:val="111827"/>
           <w:sz w:val="18"/>
         </w:rPr>
-        <w:t>Integrated booking forms, contact forms, and live chat into fully responsive WordPress sites, enhancing user engagement and client conversion.</w:t>
-      </w:r>
-    </w:p>
-    <w:p>
-      <w:pPr>
-        <w:spacing w:before="0" w:after="40" w:line="269" w:lineRule="auto"/>
-        <w:ind w:left="259" w:hanging="259"/>
-      </w:pPr>
-      <w:r>
-        <w:rPr>
-          <w:rFonts w:ascii="Calibri" w:hAnsi="Calibri"/>
-          <w:color w:val="111827"/>
-          <w:sz w:val="18"/>
-        </w:rPr>
-        <w:t xml:space="preserve">•  </w:t>
-      </w:r>
-      <w:r>
-        <w:rPr>
-          <w:rFonts w:ascii="Calibri" w:hAnsi="Calibri"/>
-          <w:color w:val="111827"/>
-          <w:sz w:val="18"/>
-        </w:rPr>
-        <w:t>Earned a 100% 5-star client satisfaction rating on Upwork for timely delivery, clear communication, and high-quality results.</w:t>
+        <w:t>Maintained a 100% 5-star client satisfaction rating on Upwork for clear communication, high UI fidelity, and on-time project delivery.</w:t>
       </w:r>
     </w:p>
     <w:p>

--- a/public/Tiberiu-Ioan_Boscan_resume.docx
+++ b/public/Tiberiu-Ioan_Boscan_resume.docx
@@ -14,7 +14,7 @@
           <w:color w:val="111827"/>
           <w:sz w:val="36"/>
         </w:rPr>
-        <w:t>TIBERIU-IOAN BOSCAN</w:t>
+        <w:t>TIBERIU-IOAN BOȘCAN</w:t>
         <w:br/>
       </w:r>
       <w:r>
@@ -24,7 +24,7 @@
           <w:color w:val="0070C0"/>
           <w:sz w:val="21"/>
         </w:rPr>
-        <w:t>Full Stack Developer</w:t>
+        <w:t>Software Developer</w:t>
         <w:br/>
       </w:r>
     </w:p>
@@ -145,7 +145,7 @@
           <w:color w:val="111827"/>
           <w:sz w:val="18"/>
         </w:rPr>
-        <w:t>Full Stack Developer with 3+ years of hands-on experience building enterprise fintech CFD trading platforms, analytical laboratory instrumentation suites, and deep learning computer vision models. Strong expertise across Java, Spring Boot, React, TypeScript, C#, Angular, and Python. Proven track record in distributed systems, automating CI/CD release pipelines, and actively leveraging AI coding agents to accelerate delivery.</w:t>
+        <w:t>Software Developer with 3+ years of hands-on experience building enterprise fintech CFD trading platforms, analytical laboratory instrumentation suites, and deep learning computer vision models. Strong expertise across Java, Spring Boot, React, TypeScript, C#, Angular, and Python. Proven track record in distributed systems, automating CI/CD release pipelines, and actively leveraging AI coding agents to accelerate delivery.</w:t>
       </w:r>
     </w:p>
     <w:p>
@@ -295,7 +295,7 @@
           <w:color w:val="111827"/>
           <w:sz w:val="18"/>
         </w:rPr>
-        <w:t>AI Coding Agents, PyTorch, OpenCV, Vision Transformers (ViT), LoRA, YOLOv8, CNNs, Hugging Face</w:t>
+        <w:t>PyTorch, OpenCV, Vision Transformers (ViT), LoRA, YOLOv8, CNNs, Hugging Face</w:t>
       </w:r>
     </w:p>
     <w:p>
@@ -382,7 +382,7 @@
           <w:color w:val="111827"/>
           <w:sz w:val="18"/>
         </w:rPr>
-        <w:t>Implemented the CFD trading platform's modular workspace and dockable layout system using React and Dockview, delivering 8+ high-performance interactive panel components.</w:t>
+        <w:t>Implemented the CFD trading platform's modular workspace and dockable layout system using React and Dockview, delivering 8+ high‑performance interactive panel components.</w:t>
       </w:r>
     </w:p>
     <w:p>
@@ -1005,7 +1005,7 @@
           <w:color w:val="0070C0"/>
           <w:sz w:val="18"/>
         </w:rPr>
-        <w:t>UI/UX Designer &amp; Full Stack Web Developer</w:t>
+        <w:t>UI/UX Designer &amp; Full-Stack Web Developer</w:t>
       </w:r>
       <w:r>
         <w:rPr>
@@ -1036,7 +1036,7 @@
           <w:color w:val="111827"/>
           <w:sz w:val="18"/>
         </w:rPr>
-        <w:t>Designed and developed 4 custom WordPress websites as a freelance UI/UX Designer, delivering modern, business-specific solutions tailored to each client's needs.</w:t>
+        <w:t>Designed and developed 4 client websites from concept to launch, creating UI mockups and prototypes in Figma alongside custom branding.</w:t>
       </w:r>
     </w:p>
     <w:p>
@@ -1058,7 +1058,7 @@
           <w:color w:val="111827"/>
           <w:sz w:val="18"/>
         </w:rPr>
-        <w:t>Created user-focused interfaces in Figma, including custom logos for 3 of the 4 projects, emphasizing clean, accessible, and responsive design.</w:t>
+        <w:t>Built responsive web applications integrating custom booking workflows, automated contact forms, and real-time client chat.</w:t>
       </w:r>
     </w:p>
     <w:p>
@@ -1080,29 +1080,7 @@
           <w:color w:val="111827"/>
           <w:sz w:val="18"/>
         </w:rPr>
-        <w:t>Integrated booking forms, contact forms, and live chat into fully responsive WordPress sites, enhancing user engagement and client conversion.</w:t>
-      </w:r>
-    </w:p>
-    <w:p>
-      <w:pPr>
-        <w:spacing w:before="0" w:after="40" w:line="269" w:lineRule="auto"/>
-        <w:ind w:left="259" w:hanging="259"/>
-      </w:pPr>
-      <w:r>
-        <w:rPr>
-          <w:rFonts w:ascii="Calibri" w:hAnsi="Calibri"/>
-          <w:color w:val="111827"/>
-          <w:sz w:val="18"/>
-        </w:rPr>
-        <w:t xml:space="preserve">•  </w:t>
-      </w:r>
-      <w:r>
-        <w:rPr>
-          <w:rFonts w:ascii="Calibri" w:hAnsi="Calibri"/>
-          <w:color w:val="111827"/>
-          <w:sz w:val="18"/>
-        </w:rPr>
-        <w:t>Earned a 100% 5-star client satisfaction rating on Upwork for timely delivery, clear communication, and high-quality results.</w:t>
+        <w:t>Maintained a 100% 5-star client satisfaction rating on Upwork for clear communication, high UI fidelity, and on-time project delivery.</w:t>
       </w:r>
     </w:p>
     <w:p>
@@ -1606,7 +1584,7 @@
     </w:p>
     <w:p>
       <w:pPr>
-        <w:spacing w:after="36"/>
+        <w:spacing w:after="0"/>
       </w:pPr>
       <w:r>
         <w:rPr>

--- a/public/Tiberiu-Ioan_Boscan_resume.docx
+++ b/public/Tiberiu-Ioan_Boscan_resume.docx
@@ -144,7 +144,7 @@
           <w:color w:val="111827"/>
           <w:sz w:val="18"/>
         </w:rPr>
-        <w:t>Software Developer with 3+ years of hands-on experience building enterprise fintech CFD trading platforms, analytical laboratory instrumentation suites, and deep learning computer vision models. Strong expertise across Java, Spring Boot, React, TypeScript, C#, Angular, and Python. Proven track record in distributed systems, automating CI/CD release pipelines, and actively leveraging AI coding agents to accelerate delivery.</w:t>
+        <w:t>Software Developer with 3+ years of experience building software for financial trading and analytical instrumentation, and developing a deep-learning computer vision thesis project. Core technologies include Java, Spring Boot, React, TypeScript, C#, Angular, and Python. Work includes backend services and interfaces, test automation, and CI/CD pipelines.</w:t>
       </w:r>
     </w:p>
     <w:p>
@@ -383,7 +383,7 @@
           <w:color w:val="111827"/>
           <w:sz w:val="18"/>
         </w:rPr>
-        <w:t>Implemented the CFD trading platform's modular workspace and dockable layout system using React and Dockview, delivering 8+ high-performance interactive panel components.</w:t>
+        <w:t>Implemented the CFD trading platform's modular workspace and dockable layout with React and Dockview, adding 8+ interactive panel components.</w:t>
       </w:r>
     </w:p>
     <w:p>
@@ -449,7 +449,7 @@
           <w:color w:val="111827"/>
           <w:sz w:val="18"/>
         </w:rPr>
-        <w:t>Accelerated frontend modernization from legacy ExtJS to modern component-driven architectures and established automated Jenkins CI/CD pipeline stages to streamline unit testing and zero-downtime deployment.</w:t>
+        <w:t>Contributed to migrating frontend modules from ExtJS to React and added Jenkins pipeline stages for unit-test runs and deployment automation.</w:t>
       </w:r>
     </w:p>
     <w:p>
@@ -471,7 +471,7 @@
           <w:color w:val="111827"/>
           <w:sz w:val="18"/>
         </w:rPr>
-        <w:t>Maintained mission-critical Java &amp; Spring Boot backend microservices, participating in peer code review and co-leading quarterly release cycles focused on security patches and distributed system stability.</w:t>
+        <w:t>Maintained Java and Spring Boot backend microservices, reviewed code, and co-led quarterly releases covering security patches and service stability.</w:t>
       </w:r>
     </w:p>
     <w:p>
@@ -539,7 +539,7 @@
           <w:color w:val="111827"/>
           <w:sz w:val="18"/>
         </w:rPr>
-        <w:t>Optimized end-of-day (EOD) batch processing and SQL database routines, ensuring zero-lag state synchronization across internal ledger systems.</w:t>
+        <w:t>Optimized end-of-day (EOD) batch processing and SQL routines to keep ledger state synchronized across internal systems.</w:t>
       </w:r>
     </w:p>
     <w:p>
@@ -651,7 +651,7 @@
           <w:color w:val="111827"/>
           <w:sz w:val="18"/>
         </w:rPr>
-        <w:t>Recognized by tech leads and business analysts for delivering sprint deliverables ahead of schedule with zero defect regressions.</w:t>
+        <w:t>Improved accessibility across web and mobile trading interfaces.</w:t>
       </w:r>
     </w:p>
     <w:p>
@@ -764,7 +764,7 @@
           <w:color w:val="111827"/>
           <w:sz w:val="18"/>
         </w:rPr>
-        <w:t>Conducted in-depth debugging to diagnose and resolve complex frontend memory leaks and rendering bottlenecks, ensuring continuous 24/7 instrument kiosk stability.</w:t>
+        <w:t>Diagnosed and fixed frontend memory leaks and rendering bottlenecks in Alliance iS HPLC applications.</w:t>
       </w:r>
     </w:p>
     <w:p>
@@ -832,7 +832,7 @@
           <w:color w:val="111827"/>
           <w:sz w:val="18"/>
         </w:rPr>
-        <w:t>Overhauled diagnostic logging mechanisms for physical instruments and software emulators, boosting logging clarity, event tracking, and diagnostic speed.</w:t>
+        <w:t>Reworked diagnostic logging for physical instruments and software emulators to make events easier to trace during troubleshooting.</w:t>
       </w:r>
     </w:p>
     <w:p>
@@ -1089,7 +1089,7 @@
           <w:color w:val="111827"/>
           <w:sz w:val="18"/>
         </w:rPr>
-        <w:t>Maintained a 100% 5-star client satisfaction rating on Upwork for clear communication, high UI fidelity, and on-time project delivery.</w:t>
+        <w:t>Received five-star ratings from Upwork clients for communication, interface quality, and on-time delivery.</w:t>
       </w:r>
     </w:p>
     <w:p>
@@ -1188,7 +1188,7 @@
           <w:color w:val="111827"/>
           <w:sz w:val="18"/>
         </w:rPr>
-        <w:t>Surpassed state-of-the-art baselines across 17 generative architectures, achieving 94.66% accuracy on the AIGC benchmark and 90.80% on synthetic face datasets.</w:t>
+        <w:t>Recorded 94.66% accuracy on AIGC-Detection-Benchmark test splits covering 17 generators and 90.80% on the 140k-Real-and-Fake-Faces dataset.</w:t>
       </w:r>
     </w:p>
     <w:p>
